--- a/az/stories/sharing-justice.docx
+++ b/az/stories/sharing-justice.docx
@@ -3,170 +3,63 @@
 <w:document xmlns:wpc="http://schemas.microsoft.com/office/word/2010/wordprocessingCanvas" xmlns:mo="http://schemas.microsoft.com/office/mac/office/2008/main" xmlns:mc="http://schemas.openxmlformats.org/markup-compatibility/2006" xmlns:mv="urn:schemas-microsoft-com:mac:vml" xmlns:o="urn:schemas-microsoft-com:office:office" xmlns:r="http://schemas.openxmlformats.org/officeDocument/2006/relationships" xmlns:m="http://schemas.openxmlformats.org/officeDocument/2006/math" xmlns:v="urn:schemas-microsoft-com:vml" xmlns:wp14="http://schemas.microsoft.com/office/word/2010/wordprocessingDrawing" xmlns:wp="http://schemas.openxmlformats.org/drawingml/2006/wordprocessingDrawing" xmlns:w10="urn:schemas-microsoft-com:office:word" xmlns:w="http://schemas.openxmlformats.org/wordprocessingml/2006/main" xmlns:w14="http://schemas.microsoft.com/office/word/2010/wordml" xmlns:wpg="http://schemas.microsoft.com/office/word/2010/wordprocessingGroup" xmlns:wpi="http://schemas.microsoft.com/office/word/2010/wordprocessingInk" xmlns:wne="http://schemas.microsoft.com/office/word/2006/wordml" xmlns:wps="http://schemas.microsoft.com/office/word/2010/wordprocessingShape" mc:Ignorable="w14 wp14">
   <w:body>
     <w:p>
-      <w:pPr>
-        <w:pStyle w:val="Heading1"/>
-      </w:pPr>
       <w:r>
         <w:t>Ədaləti paylaşmaq</w:t>
       </w:r>
     </w:p>
     <w:p>
-      <w:pPr>
-        <w:ind w:firstLine="425"/>
-        <w:jc w:val="both"/>
-      </w:pPr>
       <w:r>
-        <w:rPr>
-          <w:rFonts w:ascii="Times New Roman" w:hAnsi="Times New Roman" w:cs="Times New Roman"/>
-          <w:b w:val="0"/>
-          <w:i w:val="0"/>
-          <w:sz w:val="24"/>
-        </w:rPr>
         <w:t>Ya ağlamasın heç kimsə,</w:t>
       </w:r>
     </w:p>
     <w:p>
-      <w:pPr>
-        <w:ind w:firstLine="425"/>
-        <w:jc w:val="both"/>
-      </w:pPr>
       <w:r>
-        <w:rPr>
-          <w:rFonts w:ascii="Times New Roman" w:hAnsi="Times New Roman" w:cs="Times New Roman"/>
-          <w:b w:val="0"/>
-          <w:i w:val="0"/>
-          <w:sz w:val="24"/>
-        </w:rPr>
         <w:t>ya da gülməsin bu həmişə gülənlər;</w:t>
       </w:r>
     </w:p>
     <w:p>
-      <w:pPr>
-        <w:ind w:firstLine="425"/>
-        <w:jc w:val="both"/>
-      </w:pPr>
       <w:r>
-        <w:rPr>
-          <w:rFonts w:ascii="Times New Roman" w:hAnsi="Times New Roman" w:cs="Times New Roman"/>
-          <w:b w:val="0"/>
-          <w:i w:val="0"/>
-          <w:sz w:val="24"/>
-        </w:rPr>
-        <w:t>ya kimsədə olmasın bu para adlanan illət,</w:t>
+        <w:t>ya kimsədə olmasın bu pul adlanan illət,</w:t>
       </w:r>
     </w:p>
     <w:p>
-      <w:pPr>
-        <w:ind w:firstLine="425"/>
-        <w:jc w:val="both"/>
-      </w:pPr>
       <w:r>
-        <w:rPr>
-          <w:rFonts w:ascii="Times New Roman" w:hAnsi="Times New Roman" w:cs="Times New Roman"/>
-          <w:b w:val="0"/>
-          <w:i w:val="0"/>
-          <w:sz w:val="24"/>
-        </w:rPr>
-        <w:t>ya da paylaşmağı öyrənsin paralı millət;</w:t>
+        <w:t>ya da paylaşmağı öyrənsin pullu millət;</w:t>
       </w:r>
     </w:p>
     <w:p>
-      <w:pPr>
-        <w:ind w:firstLine="425"/>
-        <w:jc w:val="both"/>
-      </w:pPr>
       <w:r>
-        <w:rPr>
-          <w:rFonts w:ascii="Times New Roman" w:hAnsi="Times New Roman" w:cs="Times New Roman"/>
-          <w:b w:val="0"/>
-          <w:i w:val="0"/>
-          <w:sz w:val="24"/>
-        </w:rPr>
         <w:t>ya kimsə söyləməsin sevdiyini,</w:t>
       </w:r>
     </w:p>
     <w:p>
-      <w:pPr>
-        <w:ind w:firstLine="425"/>
-        <w:jc w:val="both"/>
-      </w:pPr>
       <w:r>
-        <w:rPr>
-          <w:rFonts w:ascii="Times New Roman" w:hAnsi="Times New Roman" w:cs="Times New Roman"/>
-          <w:b w:val="0"/>
-          <w:i w:val="0"/>
-          <w:sz w:val="24"/>
-        </w:rPr>
         <w:t>ya da versinlər bu əsl sevginin tərifini;</w:t>
       </w:r>
     </w:p>
     <w:p>
-      <w:pPr>
-        <w:ind w:firstLine="425"/>
-        <w:jc w:val="both"/>
-      </w:pPr>
       <w:r>
-        <w:rPr>
-          <w:rFonts w:ascii="Times New Roman" w:hAnsi="Times New Roman" w:cs="Times New Roman"/>
-          <w:b w:val="0"/>
-          <w:i w:val="0"/>
-          <w:sz w:val="24"/>
-        </w:rPr>
         <w:t>ya bu bayramlar heç yaşanmasın,</w:t>
       </w:r>
     </w:p>
     <w:p>
-      <w:pPr>
-        <w:ind w:firstLine="425"/>
-        <w:jc w:val="both"/>
-      </w:pPr>
       <w:r>
-        <w:rPr>
-          <w:rFonts w:ascii="Times New Roman" w:hAnsi="Times New Roman" w:cs="Times New Roman"/>
-          <w:b w:val="0"/>
-          <w:i w:val="0"/>
-          <w:sz w:val="24"/>
-        </w:rPr>
         <w:t>ya da bayramda ət yeməyən qalmasın.</w:t>
       </w:r>
     </w:p>
     <w:p>
-      <w:pPr>
-        <w:spacing w:after="40"/>
-      </w:pPr>
-    </w:p>
-    <w:p>
-      <w:pPr>
-        <w:pBdr>
-          <w:top w:val="single" w:sz="4" w:space="6" w:color="D9C7A3"/>
-          <w:left w:val="single" w:sz="24" w:space="12" w:color="B8860B"/>
-          <w:bottom w:val="single" w:sz="4" w:space="6" w:color="D9C7A3"/>
-          <w:right w:val="single" w:sz="4" w:space="10" w:color="D9C7A3"/>
-        </w:pBdr>
-        <w:shd w:val="clear" w:color="auto" w:fill="FBF6EA"/>
-        <w:spacing w:before="0" w:after="60"/>
-        <w:ind w:left="227" w:right="113"/>
-        <w:jc w:val="both"/>
-      </w:pPr>
       <w:r>
-        <w:rPr>
-          <w:rFonts w:ascii="Times New Roman" w:hAnsi="Times New Roman" w:cs="Times New Roman"/>
-          <w:b w:val="0"/>
-          <w:i/>
-          <w:color w:val="333333"/>
-          <w:sz w:val="24"/>
-        </w:rPr>
-        <w:t>Sevinc də, çörək də, sevgi də paylaşılanda insanlıq yaranır. Bir tərəf gülüb bir tərəf ağlayırsa, orada ədalət yoxdur.</w:t>
+        <w:t>İbrət: Sevinc də, çörək də, sevgi də paylaşılanda insanlıq yaranır. Bir tərəf gülüb bir tərəf ağlayırsa, orada ədalət yoxdur.</w:t>
       </w:r>
     </w:p>
     <w:p>
-      <w:pPr>
-        <w:spacing w:after="120"/>
-      </w:pPr>
+      <w:r>
+        <w:t>Hekayə açıq İnternet mənbələrindən əldə olunub.</w:t>
+      </w:r>
     </w:p>
     <w:sectPr>
       <w:pgSz w:w="12240" w:h="15840"/>
-      <w:pgMar w:top="1417" w:right="1417" w:bottom="1417" w:left="1417" w:header="720" w:footer="720" w:gutter="0"/>
+      <w:pgMar w:top="1440" w:right="1800" w:bottom="1440" w:left="1800" w:header="720" w:footer="720" w:gutter="0"/>
       <w:cols w:space="720"/>
       <w:docGrid w:linePitch="360"/>
     </w:sectPr>
@@ -537,14 +430,6 @@
     <w:name w:val="Normal"/>
     <w:qFormat/>
     <w:rsid w:val="00FC693F"/>
-    <w:pPr>
-      <w:spacing w:line="276" w:lineRule="auto" w:after="120" w:before="0"/>
-      <w:jc w:val="both"/>
-    </w:pPr>
-    <w:rPr>
-      <w:rFonts w:ascii="Times New Roman" w:hAnsi="Times New Roman" w:cs="Times New Roman"/>
-      <w:sz w:val="24"/>
-    </w:rPr>
   </w:style>
   <w:style w:type="paragraph" w:styleId="Header">
     <w:name w:val="header"/>
@@ -601,17 +486,15 @@
     <w:pPr>
       <w:keepNext/>
       <w:keepLines/>
-      <w:spacing w:before="360" w:after="160"/>
-      <w:jc w:val="left"/>
+      <w:spacing w:before="480" w:after="0"/>
       <w:outlineLvl w:val="0"/>
     </w:pPr>
     <w:rPr>
-      <w:rFonts w:asciiTheme="majorHAnsi" w:eastAsiaTheme="majorEastAsia" w:hAnsiTheme="majorHAnsi" w:cstheme="majorBidi" w:ascii="Times New Roman" w:hAnsi="Times New Roman" w:cs="Times New Roman"/>
+      <w:rFonts w:asciiTheme="majorHAnsi" w:eastAsiaTheme="majorEastAsia" w:hAnsiTheme="majorHAnsi" w:cstheme="majorBidi"/>
       <w:b/>
       <w:bCs/>
-      <w:i w:val="0"/>
-      <w:color w:val="1F1F1F"/>
-      <w:sz w:val="30"/>
+      <w:color w:val="365F91" w:themeColor="accent1" w:themeShade="BF"/>
+      <w:sz w:val="28"/>
       <w:szCs w:val="28"/>
     </w:rPr>
   </w:style>
